--- a/blazedemo/dummy/load/final-report/informe-final.docx
+++ b/blazedemo/dummy/load/final-report/informe-final.docx
@@ -205,26 +205,26 @@
         <w:pStyle w:val="Heading1"/>
         <w:pageBreakBefore/>
       </w:pPr>
-      <w:bookmarkStart w:id="5936" w:name="sec_resumen"/>
+      <w:bookmarkStart w:id="12943" w:name="sec_resumen"/>
       <w:r>
         <w:t>01. Resumen</w:t>
       </w:r>
-      <w:bookmarkEnd w:id="5936"/>
+      <w:bookmarkEnd w:id="12943"/>
     </w:p>
     <w:p>
       <w:r>
-        <w:t>Se realizó una campaña de pruebas de carga sobre el entorno blazedemo para el cliente dummy, con el objetivo de validar el funcionamiento del job de Jenkins, incluyendo la generación del informe final. La campaña abarcó los servicios GET /, GET /login, GET /reserve.php y GET /vacation.html. Se probaron dos versiones del producto, build-80 y build-83, logrando sostener el nivel de carga 'Base (validacion minima)'. La versión build-83 mostró una performance aceptable en comparación con la anterior, aunque con un leve incremento en el P95 promedio y la aparición de un error_rate.</w:t>
+        <w:t>La presente campaña de pruebas de performance de tipo load testing se llevó a cabo para el cliente dummy sobre el entorno blazedemo, con el objetivo principal de validar la funcionalidad del job de Jenkins, incluyendo la generación de este informe final, sin depender de un ambiente real de Unitrade ni de credenciales productivas. Se evaluó el comportamiento de los servicios GET /, GET /login, GET /reserve.php y GET /vacation.html. Durante la campaña se analizaron tres versiones del producto. Los resultados generales indican que la versión más reciente, build-84, presentó una degradación significativa en comparación con las versiones anteriores, y el entorno de prueba solo pudo sostener el nivel de carga definido como 'Base (validacion minima)'.</w:t>
       </w:r>
     </w:p>
     <w:p>
       <w:pPr>
         <w:pStyle w:val="Heading1"/>
       </w:pPr>
-      <w:bookmarkStart w:id="30874" w:name="sec_objetivo"/>
+      <w:bookmarkStart w:id="17222" w:name="sec_objetivo"/>
       <w:r>
         <w:t>02. Objetivo</w:t>
       </w:r>
-      <w:bookmarkEnd w:id="30874"/>
+      <w:bookmarkEnd w:id="17222"/>
     </w:p>
     <w:p>
       <w:r>
@@ -235,11 +235,11 @@
       <w:pPr>
         <w:pStyle w:val="Heading1"/>
       </w:pPr>
-      <w:bookmarkStart w:id="9503" w:name="sec_plan"/>
+      <w:bookmarkStart w:id="68751" w:name="sec_plan"/>
       <w:r>
         <w:t>03. Plan de pruebas</w:t>
       </w:r>
-      <w:bookmarkEnd w:id="9503"/>
+      <w:bookmarkEnd w:id="68751"/>
     </w:p>
     <w:p>
       <w:pPr>
@@ -308,11 +308,11 @@
       <w:pPr>
         <w:pStyle w:val="Heading1"/>
       </w:pPr>
-      <w:bookmarkStart w:id="68610" w:name="sec_resultados"/>
+      <w:bookmarkStart w:id="14914" w:name="sec_resultados"/>
       <w:r>
         <w:t>04. Resultados</w:t>
       </w:r>
-      <w:bookmarkEnd w:id="68610"/>
+      <w:bookmarkEnd w:id="14914"/>
     </w:p>
     <w:p>
       <w:r>
@@ -349,6 +349,20 @@
     </w:p>
     <w:p>
       <w:pPr>
+        <w:pStyle w:val="ListBullet"/>
+      </w:pPr>
+      <w:r>
+        <w:rPr>
+          <w:b/>
+        </w:rPr>
+        <w:t xml:space="preserve">Versión build-84: </w:t>
+      </w:r>
+      <w:r>
+        <w:t xml:space="preserve">error rate 0.45%, P95 promedio 600.2 ms, P99 512.0 ms, throughput 2.5 TPS (1 corrida(s)). </w:t>
+      </w:r>
+    </w:p>
+    <w:p>
+      <w:pPr>
         <w:pStyle w:val="Heading2"/>
         <w:keepNext/>
       </w:pPr>
@@ -363,10 +377,11 @@
         <w:tblLook w:firstColumn="1" w:firstRow="1" w:lastColumn="0" w:lastRow="0" w:noHBand="0" w:noVBand="1" w:val="04A0"/>
       </w:tblPr>
       <w:tblGrid>
-        <w:gridCol w:w="2160"/>
-        <w:gridCol w:w="2160"/>
-        <w:gridCol w:w="2160"/>
-        <w:gridCol w:w="2160"/>
+        <w:gridCol w:w="1728"/>
+        <w:gridCol w:w="1728"/>
+        <w:gridCol w:w="1728"/>
+        <w:gridCol w:w="1728"/>
+        <w:gridCol w:w="1728"/>
       </w:tblGrid>
       <w:tr>
         <w:trPr>
@@ -374,7 +389,7 @@
         </w:trPr>
         <w:tc>
           <w:tcPr>
-            <w:tcW w:type="dxa" w:w="2160"/>
+            <w:tcW w:type="dxa" w:w="1728"/>
           </w:tcPr>
           <w:p>
             <w:pPr>
@@ -392,7 +407,7 @@
         </w:tc>
         <w:tc>
           <w:tcPr>
-            <w:tcW w:type="dxa" w:w="2160"/>
+            <w:tcW w:type="dxa" w:w="1728"/>
           </w:tcPr>
           <w:p>
             <w:pPr>
@@ -410,7 +425,7 @@
         </w:tc>
         <w:tc>
           <w:tcPr>
-            <w:tcW w:type="dxa" w:w="2160"/>
+            <w:tcW w:type="dxa" w:w="1728"/>
           </w:tcPr>
           <w:p>
             <w:pPr>
@@ -428,7 +443,7 @@
         </w:tc>
         <w:tc>
           <w:tcPr>
-            <w:tcW w:type="dxa" w:w="2160"/>
+            <w:tcW w:type="dxa" w:w="1728"/>
           </w:tcPr>
           <w:p>
             <w:pPr>
@@ -440,7 +455,25 @@
                 <w:b/>
                 <w:sz w:val="22"/>
               </w:rPr>
-              <w:t>Resultado vbuild-83</w:t>
+              <w:t>vbuild-84</w:t>
+            </w:r>
+          </w:p>
+        </w:tc>
+        <w:tc>
+          <w:tcPr>
+            <w:tcW w:type="dxa" w:w="1728"/>
+          </w:tcPr>
+          <w:p>
+            <w:pPr>
+              <w:keepNext/>
+            </w:pPr>
+            <w:r>
+              <w:rPr>
+                <w:rFonts w:ascii="Sora" w:hAnsi="Sora"/>
+                <w:b/>
+                <w:sz w:val="22"/>
+              </w:rPr>
+              <w:t>Resultado vbuild-84</w:t>
             </w:r>
           </w:p>
         </w:tc>
@@ -451,7 +484,7 @@
         </w:trPr>
         <w:tc>
           <w:tcPr>
-            <w:tcW w:type="dxa" w:w="2160"/>
+            <w:tcW w:type="dxa" w:w="1728"/>
           </w:tcPr>
           <w:p>
             <w:pPr>
@@ -468,7 +501,7 @@
         </w:tc>
         <w:tc>
           <w:tcPr>
-            <w:tcW w:type="dxa" w:w="2160"/>
+            <w:tcW w:type="dxa" w:w="1728"/>
           </w:tcPr>
           <w:p>
             <w:pPr>
@@ -485,7 +518,7 @@
         </w:tc>
         <w:tc>
           <w:tcPr>
-            <w:tcW w:type="dxa" w:w="2160"/>
+            <w:tcW w:type="dxa" w:w="1728"/>
           </w:tcPr>
           <w:p>
             <w:pPr>
@@ -502,7 +535,7 @@
         </w:tc>
         <w:tc>
           <w:tcPr>
-            <w:tcW w:type="dxa" w:w="2160"/>
+            <w:tcW w:type="dxa" w:w="1728"/>
           </w:tcPr>
           <w:p>
             <w:pPr>
@@ -513,142 +546,13 @@
                 <w:rFonts w:ascii="Sora" w:hAnsi="Sora"/>
                 <w:sz w:val="22"/>
               </w:rPr>
-              <w:t>—</w:t>
-            </w:r>
-          </w:p>
-        </w:tc>
-      </w:tr>
-      <w:tr>
-        <w:trPr>
-          <w:cantSplit/>
-        </w:trPr>
-        <w:tc>
-          <w:tcPr>
-            <w:tcW w:type="dxa" w:w="2160"/>
-          </w:tcPr>
-          <w:p>
-            <w:pPr>
-              <w:keepNext/>
-            </w:pPr>
-            <w:r>
-              <w:rPr>
-                <w:rFonts w:ascii="Sora" w:hAnsi="Sora"/>
-                <w:sz w:val="22"/>
-              </w:rPr>
-              <w:t>P95 promedio</w:t>
+              <w:t>0.45%</w:t>
             </w:r>
           </w:p>
         </w:tc>
         <w:tc>
           <w:tcPr>
-            <w:tcW w:type="dxa" w:w="2160"/>
-          </w:tcPr>
-          <w:p>
-            <w:pPr>
-              <w:keepNext/>
-            </w:pPr>
-            <w:r>
-              <w:rPr>
-                <w:rFonts w:ascii="Sora" w:hAnsi="Sora"/>
-                <w:sz w:val="22"/>
-              </w:rPr>
-              <w:t>402.6 ms</w:t>
-            </w:r>
-          </w:p>
-        </w:tc>
-        <w:tc>
-          <w:tcPr>
-            <w:tcW w:type="dxa" w:w="2160"/>
-          </w:tcPr>
-          <w:p>
-            <w:pPr>
-              <w:keepNext/>
-            </w:pPr>
-            <w:r>
-              <w:rPr>
-                <w:rFonts w:ascii="Sora" w:hAnsi="Sora"/>
-                <w:sz w:val="22"/>
-              </w:rPr>
-              <w:t>408.4 ms</w:t>
-            </w:r>
-          </w:p>
-        </w:tc>
-        <w:tc>
-          <w:tcPr>
-            <w:tcW w:type="dxa" w:w="2160"/>
-          </w:tcPr>
-          <w:p>
-            <w:pPr>
-              <w:keepNext/>
-            </w:pPr>
-            <w:r>
-              <w:rPr>
-                <w:rFonts w:ascii="Sora" w:hAnsi="Sora"/>
-                <w:sz w:val="22"/>
-              </w:rPr>
-              <w:t>Similar</w:t>
-            </w:r>
-          </w:p>
-        </w:tc>
-      </w:tr>
-      <w:tr>
-        <w:trPr>
-          <w:cantSplit/>
-        </w:trPr>
-        <w:tc>
-          <w:tcPr>
-            <w:tcW w:type="dxa" w:w="2160"/>
-          </w:tcPr>
-          <w:p>
-            <w:pPr>
-              <w:keepNext/>
-            </w:pPr>
-            <w:r>
-              <w:rPr>
-                <w:rFonts w:ascii="Sora" w:hAnsi="Sora"/>
-                <w:sz w:val="22"/>
-              </w:rPr>
-              <w:t>P99</w:t>
-            </w:r>
-          </w:p>
-        </w:tc>
-        <w:tc>
-          <w:tcPr>
-            <w:tcW w:type="dxa" w:w="2160"/>
-          </w:tcPr>
-          <w:p>
-            <w:pPr>
-              <w:keepNext/>
-            </w:pPr>
-            <w:r>
-              <w:rPr>
-                <w:rFonts w:ascii="Sora" w:hAnsi="Sora"/>
-                <w:sz w:val="22"/>
-              </w:rPr>
-              <w:t>361.4 ms</w:t>
-            </w:r>
-          </w:p>
-        </w:tc>
-        <w:tc>
-          <w:tcPr>
-            <w:tcW w:type="dxa" w:w="2160"/>
-          </w:tcPr>
-          <w:p>
-            <w:pPr>
-              <w:keepNext/>
-            </w:pPr>
-            <w:r>
-              <w:rPr>
-                <w:rFonts w:ascii="Sora" w:hAnsi="Sora"/>
-                <w:sz w:val="22"/>
-              </w:rPr>
-              <w:t>394.5 ms</w:t>
-            </w:r>
-          </w:p>
-        </w:tc>
-        <w:tc>
-          <w:tcPr>
-            <w:tcW w:type="dxa" w:w="2160"/>
+            <w:tcW w:type="dxa" w:w="1728"/>
           </w:tcPr>
           <w:p>
             <w:pPr>
@@ -670,7 +574,187 @@
         </w:trPr>
         <w:tc>
           <w:tcPr>
-            <w:tcW w:type="dxa" w:w="2160"/>
+            <w:tcW w:type="dxa" w:w="1728"/>
+          </w:tcPr>
+          <w:p>
+            <w:pPr>
+              <w:keepNext/>
+            </w:pPr>
+            <w:r>
+              <w:rPr>
+                <w:rFonts w:ascii="Sora" w:hAnsi="Sora"/>
+                <w:sz w:val="22"/>
+              </w:rPr>
+              <w:t>P95 promedio</w:t>
+            </w:r>
+          </w:p>
+        </w:tc>
+        <w:tc>
+          <w:tcPr>
+            <w:tcW w:type="dxa" w:w="1728"/>
+          </w:tcPr>
+          <w:p>
+            <w:pPr>
+              <w:keepNext/>
+            </w:pPr>
+            <w:r>
+              <w:rPr>
+                <w:rFonts w:ascii="Sora" w:hAnsi="Sora"/>
+                <w:sz w:val="22"/>
+              </w:rPr>
+              <w:t>402.6 ms</w:t>
+            </w:r>
+          </w:p>
+        </w:tc>
+        <w:tc>
+          <w:tcPr>
+            <w:tcW w:type="dxa" w:w="1728"/>
+          </w:tcPr>
+          <w:p>
+            <w:pPr>
+              <w:keepNext/>
+            </w:pPr>
+            <w:r>
+              <w:rPr>
+                <w:rFonts w:ascii="Sora" w:hAnsi="Sora"/>
+                <w:sz w:val="22"/>
+              </w:rPr>
+              <w:t>408.4 ms</w:t>
+            </w:r>
+          </w:p>
+        </w:tc>
+        <w:tc>
+          <w:tcPr>
+            <w:tcW w:type="dxa" w:w="1728"/>
+          </w:tcPr>
+          <w:p>
+            <w:pPr>
+              <w:keepNext/>
+            </w:pPr>
+            <w:r>
+              <w:rPr>
+                <w:rFonts w:ascii="Sora" w:hAnsi="Sora"/>
+                <w:sz w:val="22"/>
+              </w:rPr>
+              <w:t>600.2 ms</w:t>
+            </w:r>
+          </w:p>
+        </w:tc>
+        <w:tc>
+          <w:tcPr>
+            <w:tcW w:type="dxa" w:w="1728"/>
+          </w:tcPr>
+          <w:p>
+            <w:pPr>
+              <w:keepNext/>
+            </w:pPr>
+            <w:r>
+              <w:rPr>
+                <w:rFonts w:ascii="Sora" w:hAnsi="Sora"/>
+                <w:sz w:val="22"/>
+              </w:rPr>
+              <w:t>Peor</w:t>
+            </w:r>
+          </w:p>
+        </w:tc>
+      </w:tr>
+      <w:tr>
+        <w:trPr>
+          <w:cantSplit/>
+        </w:trPr>
+        <w:tc>
+          <w:tcPr>
+            <w:tcW w:type="dxa" w:w="1728"/>
+          </w:tcPr>
+          <w:p>
+            <w:pPr>
+              <w:keepNext/>
+            </w:pPr>
+            <w:r>
+              <w:rPr>
+                <w:rFonts w:ascii="Sora" w:hAnsi="Sora"/>
+                <w:sz w:val="22"/>
+              </w:rPr>
+              <w:t>P99</w:t>
+            </w:r>
+          </w:p>
+        </w:tc>
+        <w:tc>
+          <w:tcPr>
+            <w:tcW w:type="dxa" w:w="1728"/>
+          </w:tcPr>
+          <w:p>
+            <w:pPr>
+              <w:keepNext/>
+            </w:pPr>
+            <w:r>
+              <w:rPr>
+                <w:rFonts w:ascii="Sora" w:hAnsi="Sora"/>
+                <w:sz w:val="22"/>
+              </w:rPr>
+              <w:t>361.4 ms</w:t>
+            </w:r>
+          </w:p>
+        </w:tc>
+        <w:tc>
+          <w:tcPr>
+            <w:tcW w:type="dxa" w:w="1728"/>
+          </w:tcPr>
+          <w:p>
+            <w:pPr>
+              <w:keepNext/>
+            </w:pPr>
+            <w:r>
+              <w:rPr>
+                <w:rFonts w:ascii="Sora" w:hAnsi="Sora"/>
+                <w:sz w:val="22"/>
+              </w:rPr>
+              <w:t>394.5 ms</w:t>
+            </w:r>
+          </w:p>
+        </w:tc>
+        <w:tc>
+          <w:tcPr>
+            <w:tcW w:type="dxa" w:w="1728"/>
+          </w:tcPr>
+          <w:p>
+            <w:pPr>
+              <w:keepNext/>
+            </w:pPr>
+            <w:r>
+              <w:rPr>
+                <w:rFonts w:ascii="Sora" w:hAnsi="Sora"/>
+                <w:sz w:val="22"/>
+              </w:rPr>
+              <w:t>512.0 ms</w:t>
+            </w:r>
+          </w:p>
+        </w:tc>
+        <w:tc>
+          <w:tcPr>
+            <w:tcW w:type="dxa" w:w="1728"/>
+          </w:tcPr>
+          <w:p>
+            <w:pPr>
+              <w:keepNext/>
+            </w:pPr>
+            <w:r>
+              <w:rPr>
+                <w:rFonts w:ascii="Sora" w:hAnsi="Sora"/>
+                <w:sz w:val="22"/>
+              </w:rPr>
+              <w:t>Peor</w:t>
+            </w:r>
+          </w:p>
+        </w:tc>
+      </w:tr>
+      <w:tr>
+        <w:trPr>
+          <w:cantSplit/>
+        </w:trPr>
+        <w:tc>
+          <w:tcPr>
+            <w:tcW w:type="dxa" w:w="1728"/>
           </w:tcPr>
           <w:p>
             <w:r>
@@ -684,7 +768,7 @@
         </w:tc>
         <w:tc>
           <w:tcPr>
-            <w:tcW w:type="dxa" w:w="2160"/>
+            <w:tcW w:type="dxa" w:w="1728"/>
           </w:tcPr>
           <w:p>
             <w:r>
@@ -698,7 +782,7 @@
         </w:tc>
         <w:tc>
           <w:tcPr>
-            <w:tcW w:type="dxa" w:w="2160"/>
+            <w:tcW w:type="dxa" w:w="1728"/>
           </w:tcPr>
           <w:p>
             <w:r>
@@ -712,7 +796,7 @@
         </w:tc>
         <w:tc>
           <w:tcPr>
-            <w:tcW w:type="dxa" w:w="2160"/>
+            <w:tcW w:type="dxa" w:w="1728"/>
           </w:tcPr>
           <w:p>
             <w:r>
@@ -720,7 +804,21 @@
                 <w:rFonts w:ascii="Sora" w:hAnsi="Sora"/>
                 <w:sz w:val="22"/>
               </w:rPr>
-              <w:t>Similar</w:t>
+              <w:t>2.5 TPS</w:t>
+            </w:r>
+          </w:p>
+        </w:tc>
+        <w:tc>
+          <w:tcPr>
+            <w:tcW w:type="dxa" w:w="1728"/>
+          </w:tcPr>
+          <w:p>
+            <w:r>
+              <w:rPr>
+                <w:rFonts w:ascii="Sora" w:hAnsi="Sora"/>
+                <w:sz w:val="22"/>
+              </w:rPr>
+              <w:t>Peor</w:t>
             </w:r>
           </w:p>
         </w:tc>
@@ -728,7 +826,7 @@
     </w:tbl>
     <w:p>
       <w:r>
-        <w:t>La versión build-83 exhibió una performance aceptable en comparación con la build-80, con un delta promedio del 2.1% en las métricas clave. Si bien el throughput se mantuvo en 2.8 TPS para ambas versiones, se observó un ligero incremento en el P95 promedio, pasando de 402.6 ms en build-80 a 408.4 ms en build-83. Adicionalmente, la versión build-83 introdujo un error_rate del 0.39%, mientras que la versión build-80 no presentó errores.</w:t>
+        <w:t>Al comparar las versiones probadas, se observa que la versión build-84 exhibió un comportamiento problemático en relación con la versión build-83. El P95 promedio de la versión build-84 se incrementó a 600.2 ms desde los 408.4 ms de la build-83, lo que representa una degradación promedio del 42.6%. Asimismo, el throughput disminuyó de 2.8 TPS a 2.5 TPS, y el error_rate_pct se elevó ligeramente de 0.39% a 0.45%. Se identificaron degradaciones significativas en el P95 de servicios clave como GET / (+66.7%), GET /login (+41.4%), GET /reserve.php (+35.9%) y GET /vacation.html (+26.3%). No se registraron mejoras confirmadas entre las versiones.</w:t>
       </w:r>
     </w:p>
     <w:p>
@@ -736,10 +834,10 @@
         <w:rPr>
           <w:b/>
         </w:rPr>
-        <w:t xml:space="preserve">Veredicto de la versión build-83: </w:t>
+        <w:t xml:space="preserve">Veredicto de la versión build-84: </w:t>
       </w:r>
       <w:r>
-        <w:t>ACEPTABLE. Performance equivalente a la versión anterior. Delta promedio: 2.1%.</w:t>
+        <w:t>PROBLEMATICA. 3 endpoint(s) con degradación significativa. Delta promedio: 42.6%.</w:t>
       </w:r>
     </w:p>
     <w:p>
@@ -760,20 +858,10 @@
     </w:p>
     <w:p>
       <w:pPr>
-        <w:pStyle w:val="Heading1"/>
-      </w:pPr>
-      <w:bookmarkStart w:id="80689" w:name="sec_conclusiones"/>
-      <w:r>
-        <w:t>05. Conclusiones</w:t>
-      </w:r>
-      <w:bookmarkEnd w:id="80689"/>
-    </w:p>
-    <w:p>
-      <w:pPr>
         <w:pStyle w:val="ListBullet"/>
       </w:pPr>
       <w:r>
-        <w:t>La campaña de pruebas de carga se ejecutó exitosamente, validando el funcionamiento del job de Jenkins contra el entorno blazedemo.</w:t>
+        <w:t>Degradación: GET /reserve.php +36% de P95 en build-84 vs build-83 (328.9 ms → 447.0 ms).</w:t>
       </w:r>
     </w:p>
     <w:p>
@@ -781,7 +869,7 @@
         <w:pStyle w:val="ListBullet"/>
       </w:pPr>
       <w:r>
-        <w:t>La versión build-83 exhibió un leve incremento en el P95 promedio y la aparición de un error_rate del 0.39% en comparación con la versión build-80, que no presentó errores.</w:t>
+        <w:t>Degradación: GET /vacation.html +26% de P95 en build-84 vs build-83 (326.6 ms → 412.5 ms).</w:t>
       </w:r>
     </w:p>
     <w:p>
@@ -789,7 +877,7 @@
         <w:pStyle w:val="ListBullet"/>
       </w:pPr>
       <w:r>
-        <w:t>El entorno de prueba utilizado no corresponde a un ambiente productivo de Unitrade, y los resultados deben interpretarse en el contexto de la validación del proceso de Jenkins.</w:t>
+        <w:t>A vigilar: GET / — Advertencia: +66% vs baseline global; Regresión de versión: +67% vs build-83.</w:t>
       </w:r>
     </w:p>
     <w:p>
@@ -797,7 +885,25 @@
         <w:pStyle w:val="ListBullet"/>
       </w:pPr>
       <w:r>
-        <w:t>Se logró sostener el nivel de carga 'Base (validacion minima)' según lo planificado para esta campaña de validación.</w:t>
+        <w:t>A vigilar: GET /login — Regresión de versión: +41% vs build-83; +41% sostenido vs arranque de versión (2+ corridas), por debajo del umbral de advertencia.</w:t>
+      </w:r>
+    </w:p>
+    <w:p>
+      <w:pPr>
+        <w:pStyle w:val="Heading1"/>
+      </w:pPr>
+      <w:bookmarkStart w:id="9454" w:name="sec_conclusiones"/>
+      <w:r>
+        <w:t>05. Conclusiones</w:t>
+      </w:r>
+      <w:bookmarkEnd w:id="9454"/>
+    </w:p>
+    <w:p>
+      <w:pPr>
+        <w:pStyle w:val="ListBullet"/>
+      </w:pPr>
+      <w:r>
+        <w:t>El entorno de prueba utilizado no replica un ambiente productivo de Unitrade, siendo su propósito la validación del proceso de Jenkins, lo cual limita la extrapolación directa de los resultados a escenarios de producción.</w:t>
       </w:r>
     </w:p>
     <w:p>
@@ -805,7 +911,31 @@
         <w:pStyle w:val="ListBullet"/>
       </w:pPr>
       <w:r>
-        <w:t>El servicio GET / mostró el P95 más elevado (626.6 ms) y el mayor error_rate (1.54%) en la versión build-83, lo cual podría requerir monitoreo en futuras pruebas.</w:t>
+        <w:t>La versión build-84 presenta una degradación generalizada en los tiempos de respuesta P95 en comparación con la versión build-83, con un incremento promedio del 42.6% en los servicios evaluados.</w:t>
+      </w:r>
+    </w:p>
+    <w:p>
+      <w:pPr>
+        <w:pStyle w:val="ListBullet"/>
+      </w:pPr>
+      <w:r>
+        <w:t>Se identificaron regresiones significativas en el P95 de los servicios GET / (+66.7%), GET /login (+41.4%), GET /reserve.php (+35.9%) y GET /vacation.html (+26.3%) en la versión build-84 respecto a la build-83.</w:t>
+      </w:r>
+    </w:p>
+    <w:p>
+      <w:pPr>
+        <w:pStyle w:val="ListBullet"/>
+      </w:pPr>
+      <w:r>
+        <w:t>Los servicios GET / y GET /login han sido marcados en la watchlist debido a su regresión de versión y comportamiento sostenido por encima del baseline.</w:t>
+      </w:r>
+    </w:p>
+    <w:p>
+      <w:pPr>
+        <w:pStyle w:val="ListBullet"/>
+      </w:pPr>
+      <w:r>
+        <w:t>El nivel de carga máximo sostenido en esta campaña fue el de 'Base (validacion minima)', lo que sugiere que la capacidad actual del entorno o de la aplicación bajo prueba es limitada.</w:t>
       </w:r>
     </w:p>
     <w:p>
@@ -816,18 +946,18 @@
         <w:t xml:space="preserve">Veredicto general: </w:t>
       </w:r>
       <w:r>
-        <w:t>La versión build-83 presenta una performance aceptable, equivalente a la versión anterior con un delta promedio del 2.1%, aunque con un leve aumento en el P95 y la aparición de un error_rate.</w:t>
+        <w:t>Considerando las degradaciones observadas en los tiempos de respuesta y el throughput, la versión build-84 se clasifica como problemática y no se recomienda para un despliegue sin una revisión y optimización exhaustiva de los servicios afectados.</w:t>
       </w:r>
     </w:p>
     <w:p>
       <w:pPr>
         <w:pStyle w:val="Heading1"/>
       </w:pPr>
-      <w:bookmarkStart w:id="2414" w:name="sec_observaciones"/>
+      <w:bookmarkStart w:id="44745" w:name="sec_observaciones"/>
       <w:r>
         <w:t>06. Observaciones</w:t>
       </w:r>
-      <w:bookmarkEnd w:id="2414"/>
+      <w:bookmarkEnd w:id="44745"/>
     </w:p>
     <w:p>
       <w:pPr>
@@ -842,7 +972,15 @@
         <w:pStyle w:val="ListBullet"/>
       </w:pPr>
       <w:r>
-        <w:t>Los servicios GET /login, GET /reserve.php y GET /vacation.html mantuvieron un P95 inferior a 352 ms y un error_rate del 0.0% en la versión build-83, mostrando un comportamiento estable.</w:t>
+        <w:t>El servicio GET / mostró el P95 más elevado en la versión build-84, alcanzando los 1044.75 ms, lo que lo posiciona como el de peor comportamiento en términos de latencia.</w:t>
+      </w:r>
+    </w:p>
+    <w:p>
+      <w:pPr>
+        <w:pStyle w:val="ListBullet"/>
+      </w:pPr>
+      <w:r>
+        <w:t>El servicio GET /vacation.html presentó el error_rate_pct más alto entre los servicios evaluados en la versión build-84, con un 1.79%, aunque el error_rate general de la versión se mantuvo bajo.</w:t>
       </w:r>
     </w:p>
     <w:p>
@@ -850,11 +988,11 @@
         <w:pStyle w:val="Heading1"/>
         <w:pageBreakBefore/>
       </w:pPr>
-      <w:bookmarkStart w:id="10932" w:name="sec_glosario"/>
+      <w:bookmarkStart w:id="54322" w:name="sec_glosario"/>
       <w:r>
         <w:t>07. Glosario</w:t>
       </w:r>
-      <w:bookmarkEnd w:id="10932"/>
+      <w:bookmarkEnd w:id="54322"/>
     </w:p>
     <w:p>
       <w:pPr>
